--- a/Законы/Измененные_ACT/ACT. 002 — Ордера и неприкосновенность.docx
+++ b/Законы/Измененные_ACT/ACT. 002 — Ордера и неприкосновенность.docx
@@ -3141,7 +3141,7 @@
                 <w:sz w:val="24"/>
                 <w:szCs w:val="24"/>
               </w:rPr>
-              <w:t xml:space="preserve"> дальнейшей процедуры в соответствии с Процессуальным кодексом штата </w:t>
+              <w:t xml:space="preserve"> дальнейшей процедуры в соответствии с </w:t>
             </w:r>
             <w:r>
               <w:rPr>
@@ -3150,7 +3150,7 @@
                 <w:szCs w:val="24"/>
                 <w:shd w:val="clear" w:color="auto" w:fill="F4CCCC"/>
               </w:rPr>
-              <w:t xml:space="preserve">San-Andreas;</w:t>
+              <w:t xml:space="preserve">Процессуальным кодексом штата San-Andreas;</w:t>
             </w:r>
           </w:p>
           <w:p>
@@ -3300,7 +3300,7 @@
                 <w:szCs w:val="24"/>
                 <w:shd w:val="clear" w:color="auto" w:fill="D9EAD3"/>
               </w:rPr>
-              <w:t xml:space="preserve">ближайший участок LSPD, участок LSCSD или штаб-квартиру FIB для дальнейшего разбирательства; о задержании немедленно уведомляется ОГП в порядке статьи 19 Процессуального кодекса штата San-Andreas;</w:t>
+              <w:t xml:space="preserve">ближайший участок LSPD, участок LSCSD или штаб-квартиру FIB для дальнейшего разбирательства; о задержании немедленно уведомляется ОГП в порядке, установленном действующим законодательством штата San-Andreas;</w:t>
             </w:r>
           </w:p>
           <w:p>
@@ -3340,7 +3340,7 @@
                 <w:szCs w:val="24"/>
                 <w:shd w:val="clear" w:color="auto" w:fill="D9EAD3"/>
               </w:rPr>
-              <w:t xml:space="preserve">ордеров SI и AS в отношении задержанного лица в соответствии со статьями 6 и 7 закона «О системе ордеров штата San-Andreas»;</w:t>
+              <w:t xml:space="preserve">ордеров SI и AS в отношении задержанного лица в соответствии с действующим законодательством штата San-Andreas;</w:t>
             </w:r>
           </w:p>
           <w:p>
@@ -3388,7 +3388,7 @@
                 <w:sz w:val="24"/>
                 <w:szCs w:val="24"/>
               </w:rPr>
-              <w:t xml:space="preserve"> дальнейшей процедуры в соответствии с Процессуальным кодексом штата </w:t>
+              <w:t xml:space="preserve"> дальнейшей процедуры в соответствии с </w:t>
             </w:r>
             <w:r>
               <w:rPr>
@@ -3397,7 +3397,7 @@
                 <w:szCs w:val="24"/>
                 <w:shd w:val="clear" w:color="auto" w:fill="D9EAD3"/>
               </w:rPr>
-              <w:t xml:space="preserve">San-Andreas. Если в течение 1 часа с момента задержания ордер не выдан, задержанное лицо подлежит освобождению, а материалы передаются в ОГП;</w:t>
+              <w:t xml:space="preserve">действующим законодательством штата San-Andreas. Если в течение 1 часа с момента задержания ордер не выдан, задержанное лицо подлежит освобождению, а материалы передаются в ОГП;</w:t>
             </w:r>
           </w:p>
           <w:p>
@@ -3426,7 +3426,7 @@
                 <w:szCs w:val="24"/>
                 <w:shd w:val="clear" w:color="auto" w:fill="D9EAD3"/>
               </w:rPr>
-              <w:t xml:space="preserve">Обыск неприкосновенного лица и его транспортного средства до выдачи ордера AS ограничивается первичным обыском в целях обнаружения оружия и предметов опасности, который производится сотрудником LSPD, LSCSD или FIB; сотрудники USSS и военнослужащие SANG изъятие не производят (часть 8 статьи 17.3 Процессуального кодекса штата San-Andreas).</w:t>
+              <w:t xml:space="preserve">Обыск неприкосновенного лица и его транспортного средства до выдачи ордера AS ограничивается первичным обыском в целях обнаружения оружия и предметов опасности, который производится сотрудником LSPD, LSCSD или FIB; сотрудники USSS и военнослужащие SANG изъятие не производят в соответствии с действующим законодательством штата San-Andreas.</w:t>
             </w:r>
           </w:p>
         </w:tc>

--- a/Законы/Измененные_ACT/ACT. 002 — Ордера и неприкосновенность.docx
+++ b/Законы/Измененные_ACT/ACT. 002 — Ордера и неприкосновенность.docx
@@ -2444,7 +2444,7 @@
                 <w:sz w:val="24"/>
                 <w:szCs w:val="24"/>
               </w:rPr>
-              <w:t xml:space="preserve">ч. 5 Исполнение ордера, действие которого приостановлено или отозвано, влечет признание полученных доказательств недопустимыми в порядке статьи </w:t>
+              <w:t xml:space="preserve">ч. 5 Исполнение ордера, действие которого приостановлено или отозвано, влечет признание полученных доказательств недопустимыми в </w:t>
             </w:r>
             <w:r>
               <w:rPr>
@@ -2453,15 +2453,15 @@
                 <w:szCs w:val="24"/>
                 <w:shd w:val="clear" w:color="auto" w:fill="F4CCCC"/>
               </w:rPr>
-              <w:t xml:space="preserve">19</w:t>
-            </w:r>
-            <w:r>
-              <w:rPr>
-                <w:rFonts w:ascii="Times New Roman" w:eastAsia="Times New Roman" w:hAnsi="Times New Roman" w:cs="Times New Roman"/>
-                <w:sz w:val="24"/>
-                <w:szCs w:val="24"/>
-              </w:rPr>
-              <w:t xml:space="preserve"> Процессуального кодекса штата Сан-Андреас, а также ответственность, предусмотренную законодательством штата Сан-Андреас.</w:t>
+              <w:t xml:space="preserve">порядке статьи 19 Процессуального кодекса штата Сан-Андреас,</w:t>
+            </w:r>
+            <w:r>
+              <w:rPr>
+                <w:rFonts w:ascii="Times New Roman" w:eastAsia="Times New Roman" w:hAnsi="Times New Roman" w:cs="Times New Roman"/>
+                <w:sz w:val="24"/>
+                <w:szCs w:val="24"/>
+              </w:rPr>
+              <w:t xml:space="preserve"> а также ответственность, предусмотренную законодательством штата Сан-Андреас.</w:t>
             </w:r>
           </w:p>
         </w:tc>
@@ -2557,7 +2557,7 @@
                 <w:sz w:val="24"/>
                 <w:szCs w:val="24"/>
               </w:rPr>
-              <w:t xml:space="preserve">ч. 5 Исполнение ордера, действие которого приостановлено или отозвано, влечет признание полученных доказательств недопустимыми в порядке статьи </w:t>
+              <w:t xml:space="preserve">ч. 5 Исполнение ордера, действие которого приостановлено или отозвано, влечет признание полученных доказательств недопустимыми в </w:t>
             </w:r>
             <w:r>
               <w:rPr>
@@ -2566,15 +2566,15 @@
                 <w:szCs w:val="24"/>
                 <w:shd w:val="clear" w:color="auto" w:fill="D9EAD3"/>
               </w:rPr>
-              <w:t xml:space="preserve">12</w:t>
-            </w:r>
-            <w:r>
-              <w:rPr>
-                <w:rFonts w:ascii="Times New Roman" w:eastAsia="Times New Roman" w:hAnsi="Times New Roman" w:cs="Times New Roman"/>
-                <w:sz w:val="24"/>
-                <w:szCs w:val="24"/>
-              </w:rPr>
-              <w:t xml:space="preserve"> Процессуального кодекса штата Сан-Андреас, а также ответственность, предусмотренную законодательством штата Сан-Андреас.</w:t>
+              <w:t xml:space="preserve">порядке, установленном действующим законодательством штата San-Andreas,</w:t>
+            </w:r>
+            <w:r>
+              <w:rPr>
+                <w:rFonts w:ascii="Times New Roman" w:eastAsia="Times New Roman" w:hAnsi="Times New Roman" w:cs="Times New Roman"/>
+                <w:sz w:val="24"/>
+                <w:szCs w:val="24"/>
+              </w:rPr>
+              <w:t xml:space="preserve"> а также ответственность, предусмотренную законодательством штата Сан-Андреас.</w:t>
             </w:r>
           </w:p>
         </w:tc>
